--- a/docs/resume/drafts/resume-revops.docx
+++ b/docs/resume/drafts/resume-revops.docx
@@ -76,7 +76,7 @@
           <w:i w:val="0"/>
           <w:sz w:val="20"/>
         </w:rPr>
-        <w:t>Sales operations specialist at Nokia. Builds the sales reporting, data models, and internal tools global sales and finance teams run on, and owns each one through rollout, adoption, and support. Co-founder &amp; CTO of A Darle 20, a live two-sided marketplace (1,400+ users, 2,100+ bookings) built solo with an AI-agent-heavy workflow in Claude Code. Looking for a RevOps or GTM systems role at an AI-forward company.</w:t>
+        <w:t>Sales operations specialist at Nokia. Builds the sales reporting, data models, and internal tools for global sales and finance teams, and owns each one through rollout and support. Co-founder &amp; CTO of A Darle 20, a live two-sided marketplace (1,400+ users, 2,100+ bookings) built solo with an AI-agent-heavy workflow in Claude Code. Looking for a RevOps or GTM systems role at an AI-forward company.</w:t>
       </w:r>
     </w:p>
     <w:p>

--- a/docs/resume/drafts/resume-revops.docx
+++ b/docs/resume/drafts/resume-revops.docx
@@ -29,7 +29,7 @@
           <w:i w:val="0"/>
           <w:sz w:val="20"/>
         </w:rPr>
-        <w:t>Toronto, ON | 613-795-9684 | hello@sidhantmathur.com</w:t>
+        <w:t>Toronto, ON | Canadian citizen | 613-795-9684 | hello@sidhantmathur.com</w:t>
       </w:r>
     </w:p>
     <w:p>
@@ -496,22 +496,6 @@
     </w:p>
     <w:p>
       <w:pPr>
-        <w:pStyle w:val="ListBullet"/>
-        <w:spacing w:before="0" w:after="20" w:line="240" w:lineRule="auto"/>
-        <w:ind w:left="317" w:hanging="202"/>
-      </w:pPr>
-      <w:r>
-        <w:rPr>
-          <w:rFonts w:ascii="Calibri" w:hAnsi="Calibri" w:cs="Calibri" w:eastAsia="Calibri"/>
-          <w:b w:val="0"/>
-          <w:i w:val="0"/>
-          <w:sz w:val="20"/>
-        </w:rPr>
-        <w:t>Resolved a client security breach and restored their domains from email blacklists.</w:t>
-      </w:r>
-    </w:p>
-    <w:p>
-      <w:pPr>
         <w:tabs>
           <w:tab w:pos="10800" w:val="right"/>
         </w:tabs>
@@ -760,20 +744,6 @@
           <w:sz w:val="20"/>
         </w:rPr>
         <w:t>TypeScript, React, Next.js, Node.js, PostgreSQL, Supabase, Stripe, REST APIs</w:t>
-      </w:r>
-    </w:p>
-    <w:p>
-      <w:pPr>
-        <w:spacing w:before="40" w:after="0" w:line="240" w:lineRule="auto"/>
-      </w:pPr>
-      <w:r>
-        <w:rPr>
-          <w:rFonts w:ascii="Calibri" w:hAnsi="Calibri" w:cs="Calibri" w:eastAsia="Calibri"/>
-          <w:b/>
-          <w:i w:val="0"/>
-          <w:sz w:val="20"/>
-        </w:rPr>
-        <w:t>Canadian citizen</w:t>
       </w:r>
     </w:p>
     <w:sectPr>
